--- a/National-Coverage-One-Time-Setup.docx
+++ b/National-Coverage-One-Time-Setup.docx
@@ -459,7 +459,7 @@
           <w:color w:val="1F2937"/>
           <w:sz w:val="24"/>
         </w:rPr>
-        <w:t>Use the password National Coverage gave you for that account. If Apple texts or emails a code, enter it.</w:t>
+        <w:t>Apple opens a Google sign-in. Enter the Google password for that account. Apple does not text or email a code. Do not wait for one.</w:t>
       </w:r>
     </w:p>
     <w:p>
